--- a/word_reports/LP_0084_위치_108_Bob Dylan_GREATEST HIS Vo.docx
+++ b/word_reports/LP_0084_위치_108_Bob Dylan_GREATEST HIS Vo.docx
@@ -4,7 +4,7 @@
   <w:body>
     <w:p>
       <w:pPr>
-        <w:spacing w:after="280"/>
+        <w:spacing w:after="80"/>
       </w:pPr>
       <w:r>
         <w:rPr w:rFonts="맑은 고딕">
@@ -13,94 +13,47 @@
           <w:color w:val="1E3A8A"/>
           <w:sz w:val="30"/>
         </w:rPr>
-        <w:t>[108] Bob Dylan - GREATEST HIS Vol. II</w:t>
+        <w:t>Bob Dylan (밥 딜런) - GREATEST HIS Vol. II</w:t>
       </w:r>
     </w:p>
     <w:p>
       <w:pPr>
-        <w:spacing w:after="320"/>
+        <w:spacing w:after="240"/>
       </w:pPr>
       <w:r>
         <w:rPr w:rFonts="맑은 고딕">
           <w:rFonts w:ascii="맑은 고딕" w:hAnsi="맑은 고딕" w:eastAsia="맑은 고딕"/>
           <w:b/>
-          <w:sz w:val="20"/>
+          <w:color w:val="4B5563"/>
+          <w:sz w:val="22"/>
         </w:rPr>
-        <w:t>■ 위치 : 108</w:t>
-        <w:br/>
-      </w:r>
-      <w:r>
-        <w:rPr w:rFonts="맑은 고딕">
-          <w:rFonts w:ascii="맑은 고딕" w:hAnsi="맑은 고딕" w:eastAsia="맑은 고딕"/>
-          <w:b/>
-          <w:sz w:val="20"/>
-        </w:rPr>
-        <w:t>■ 아티스트 : Bob Dylan</w:t>
-        <w:br/>
-      </w:r>
-      <w:r>
-        <w:rPr w:rFonts="맑은 고딕">
-          <w:rFonts w:ascii="맑은 고딕" w:hAnsi="맑은 고딕" w:eastAsia="맑은 고딕"/>
-          <w:b/>
-          <w:sz w:val="20"/>
-        </w:rPr>
-        <w:t>■ 앨범명 : GREATEST HIS Vol. II</w:t>
-        <w:br/>
-      </w:r>
-      <w:r>
-        <w:rPr w:rFonts="맑은 고딕">
-          <w:rFonts w:ascii="맑은 고딕" w:hAnsi="맑은 고딕" w:eastAsia="맑은 고딕"/>
-          <w:b w:val="0"/>
-          <w:sz w:val="20"/>
-        </w:rPr>
-        <w:t>■ 음반 레이블 : Columbia Records</w:t>
-        <w:br/>
-      </w:r>
-      <w:r>
-        <w:rPr w:rFonts="맑은 고딕">
-          <w:rFonts w:ascii="맑은 고딕" w:hAnsi="맑은 고딕" w:eastAsia="맑은 고딕"/>
-          <w:b w:val="0"/>
-          <w:sz w:val="20"/>
-        </w:rPr>
-        <w:t>■ 발매년도 : 1971</w:t>
-        <w:br/>
-      </w:r>
-      <w:r>
-        <w:rPr w:rFonts="맑은 고딕">
-          <w:rFonts w:ascii="맑은 고딕" w:hAnsi="맑은 고딕" w:eastAsia="맑은 고딕"/>
-          <w:b w:val="0"/>
-          <w:sz w:val="20"/>
-        </w:rPr>
-        <w:t>■ 장르 : 포크 록 (Folk Rock), 싱어송라이터 (Singer-Songwriter)</w:t>
-        <w:br/>
-      </w:r>
-      <w:r>
-        <w:rPr w:rFonts="맑은 고딕">
-          <w:rFonts w:ascii="맑은 고딕" w:hAnsi="맑은 고딕" w:eastAsia="맑은 고딕"/>
-          <w:b w:val="0"/>
-          <w:sz w:val="20"/>
-        </w:rPr>
-        <w:t>■ 주요 수록곡 : Watching the River Flow, Lay Lady Lay, A Hard Rain's A-Gonna Fall, I Shall Be Released, You Ain't Goin' Nowhere, Don't Think Twice, It's All Right</w:t>
-        <w:br/>
+        <w:t>위치 :  108</w:t>
       </w:r>
     </w:p>
     <w:p>
       <w:pPr>
-        <w:spacing w:after="160"/>
+        <w:spacing w:line="324" w:lineRule="auto" w:before="80" w:after="160"/>
       </w:pPr>
       <w:r>
         <w:rPr w:rFonts="맑은 고딕">
           <w:rFonts w:ascii="맑은 고딕" w:hAnsi="맑은 고딕" w:eastAsia="맑은 고딕"/>
           <w:b/>
           <w:color w:val="1F2937"/>
-          <w:sz w:val="24"/>
+          <w:sz w:val="22"/>
         </w:rPr>
-        <w:t>■ 음반 해설 및 감상 가이드</w:t>
+        <w:t xml:space="preserve">[음반 소개] </w:t>
+      </w:r>
+      <w:r>
+        <w:rPr w:rFonts="맑은 고딕">
+          <w:rFonts w:ascii="맑은 고딕" w:hAnsi="맑은 고딕" w:eastAsia="맑은 고딕"/>
+          <w:b w:val="0"/>
+          <w:sz w:val="21"/>
+        </w:rPr>
       </w:r>
     </w:p>
     <w:p>
       <w:pPr>
-        <w:spacing w:line="312" w:lineRule="auto" w:after="120"/>
+        <w:spacing w:line="324" w:lineRule="auto" w:after="120"/>
       </w:pPr>
       <w:r>
         <w:rPr w:rFonts="맑은 고딕">
@@ -108,51 +61,516 @@
           <w:b w:val="0"/>
           <w:sz w:val="21"/>
         </w:rPr>
-        <w:t>20세기 대중음악사에서 가장 위대한 시인이자 미학자로 추앙받는 밥 딜런(Bob Dylan)의 1971년 컴필레이션 음반 『Greatest Hits Vol. II』는 단순한 히트곡 모음집을 넘어선 예술적 가치를 지닙니다. 이 더블 LP 앨범은 1960년대 초반 청년 딜런이 이끌었던 항의 가요(Protest Song) 시대부터, 전자기타를 들며 대중 음악계에 충격을 안겼던 포크 록 혁명기, 그리고 60년대 후반의 전원적이고 아늑한 컨트리 록 시기에 이르기까지 그의 화려한 음악적 궤적을 하나의 거대한 서사로 집대성하고 있습니다.</w:t>
+        <w:t>시대를 관통하는 음유시인의 거친 숨결과 영혼의 고백이 한 시대를 넘어 영원으로 이어지는 기념비적인 선집입니다. 포크의 순수성과 록의 저항정신, 그리고 인간 내면을 응시하는 문학적 언어가 두 장의 바이닐 위에서 가장 찬란하고 원숙한 궤적을 그리며 펼쳐집니다. 미발표 트랙과 불멸의 명곡들이 유기적으로 조화를 이루어, 밥 딜런이라는 거대한 예술적 우주를 가장 격조 높고 서정적인 방식으로 조망하게 해 주는 마스터피스입니다.</w:t>
       </w:r>
     </w:p>
     <w:p>
       <w:pPr>
-        <w:spacing w:line="312" w:lineRule="auto" w:after="120"/>
+        <w:spacing w:line="324" w:lineRule="auto" w:before="200" w:after="80"/>
       </w:pPr>
+      <w:r>
+        <w:rPr w:rFonts="맑은 고딕">
+          <w:rFonts w:ascii="맑은 고딕" w:hAnsi="맑은 고딕" w:eastAsia="맑은 고딕"/>
+          <w:b/>
+          <w:color w:val="1E3A8A"/>
+          <w:sz w:val="24"/>
+        </w:rPr>
+        <w:t>1. 음반 데이터</w:t>
+      </w:r>
+    </w:p>
+    <w:p>
+      <w:pPr>
+        <w:spacing w:line="324" w:lineRule="auto" w:after="80"/>
+      </w:pPr>
+      <w:r>
+        <w:rPr w:rFonts="맑은 고딕">
+          <w:rFonts w:ascii="맑은 고딕" w:hAnsi="맑은 고딕" w:eastAsia="맑은 고딕"/>
+          <w:b w:val="0"/>
+          <w:color w:val="6B7280"/>
+          <w:sz w:val="21"/>
+        </w:rPr>
+        <w:t xml:space="preserve">· </w:t>
+      </w:r>
+      <w:r>
+        <w:rPr w:rFonts="맑은 고딕">
+          <w:rFonts w:ascii="맑은 고딕" w:hAnsi="맑은 고딕" w:eastAsia="맑은 고딕"/>
+          <w:b/>
+          <w:color w:val="1F2937"/>
+          <w:sz w:val="21"/>
+        </w:rPr>
+        <w:t xml:space="preserve">앨범명: </w:t>
+      </w:r>
       <w:r>
         <w:rPr w:rFonts="맑은 고딕">
           <w:rFonts w:ascii="맑은 고딕" w:hAnsi="맑은 고딕" w:eastAsia="맑은 고딕"/>
           <w:b w:val="0"/>
           <w:sz w:val="21"/>
         </w:rPr>
-        <w:t>특히 이 음반이 평단과 LP 컬렉터들에게 높이 평가받는 이유는 기존 히트곡 외에도 당시까지 정규 앨범에 수록되지 않았던 미발표 곡들과 새롭게 녹음된 트랙들이 다수 포함되어 있기 때문입니다. 해피 트라우어머(Happy Traum)와 함께 호흡을 맞추어 새롭게 재녹음한 &lt;I Shall Be Released&gt;와 &lt;You Ain't Goin' Nowhere&gt;, 그리고 리온 러셀(Leon Russell)이 프로듀싱과 피아노 연주로 참여한 블루지한 신곡 &lt;Watching the River Flow&gt; 등은 딜런의 무르익은 루트 록(Roots Rock) 감성을 선명하게 보여줍니다.</w:t>
+        <w:t>GREATEST HIS Vol. II</w:t>
       </w:r>
     </w:p>
     <w:p>
       <w:pPr>
-        <w:spacing w:line="312" w:lineRule="auto" w:after="120"/>
+        <w:spacing w:line="324" w:lineRule="auto" w:after="80"/>
       </w:pPr>
+      <w:r>
+        <w:rPr w:rFonts="맑은 고딕">
+          <w:rFonts w:ascii="맑은 고딕" w:hAnsi="맑은 고딕" w:eastAsia="맑은 고딕"/>
+          <w:b w:val="0"/>
+          <w:color w:val="6B7280"/>
+          <w:sz w:val="21"/>
+        </w:rPr>
+        <w:t xml:space="preserve">· </w:t>
+      </w:r>
+      <w:r>
+        <w:rPr w:rFonts="맑은 고딕">
+          <w:rFonts w:ascii="맑은 고딕" w:hAnsi="맑은 고딕" w:eastAsia="맑은 고딕"/>
+          <w:b/>
+          <w:color w:val="1F2937"/>
+          <w:sz w:val="21"/>
+        </w:rPr>
+        <w:t xml:space="preserve">아티스트: </w:t>
+      </w:r>
       <w:r>
         <w:rPr w:rFonts="맑은 고딕">
           <w:rFonts w:ascii="맑은 고딕" w:hAnsi="맑은 고딕" w:eastAsia="맑은 고딕"/>
           <w:b w:val="0"/>
           <w:sz w:val="21"/>
         </w:rPr>
-        <w:t>본 음반을 관통하는 보컬과 연주적 특징은 밥 딜런이라는 아티스트가 거친 변모의 과정입니다. 날카롭고 거침없는 날것 그대로의 날카로운 포크 보컬과 하모니카 연주가 돋보이는 &lt;A Hard Rain's A-Gonna Fall&gt;부터, 한층 부드럽고 수려한 크루닝 공법을 선보이는 &lt;Lay Lady Lay&gt;에 이르기까지, 음반의 면(Side)을 넘길 때마다 달라지는 그의 음색과 문학적 가사는 한 편의 서사시를 감상하는 듯한 깊은 감동을 선사합니다.</w:t>
+        <w:t>Bob Dylan (밥 딜런)</w:t>
       </w:r>
     </w:p>
     <w:p>
       <w:pPr>
-        <w:spacing w:line="312" w:lineRule="auto" w:after="120"/>
+        <w:spacing w:line="324" w:lineRule="auto" w:after="80"/>
       </w:pPr>
+      <w:r>
+        <w:rPr w:rFonts="맑은 고딕">
+          <w:rFonts w:ascii="맑은 고딕" w:hAnsi="맑은 고딕" w:eastAsia="맑은 고딕"/>
+          <w:b w:val="0"/>
+          <w:color w:val="6B7280"/>
+          <w:sz w:val="21"/>
+        </w:rPr>
+        <w:t xml:space="preserve">· </w:t>
+      </w:r>
+      <w:r>
+        <w:rPr w:rFonts="맑은 고딕">
+          <w:rFonts w:ascii="맑은 고딕" w:hAnsi="맑은 고딕" w:eastAsia="맑은 고딕"/>
+          <w:b/>
+          <w:color w:val="1F2937"/>
+          <w:sz w:val="21"/>
+        </w:rPr>
+        <w:t xml:space="preserve">발매 정보: </w:t>
+      </w:r>
       <w:r>
         <w:rPr w:rFonts="맑은 고딕">
           <w:rFonts w:ascii="맑은 고딕" w:hAnsi="맑은 고딕" w:eastAsia="맑은 고딕"/>
           <w:b w:val="0"/>
           <w:sz w:val="21"/>
         </w:rPr>
-        <w:t>LP 매체로서 본 앨범을 감상하는 포인트는 따뜻하고 입체적인 아날로그 사운드가 전달하는 시대의 온기입니다. 2장의 디스크에 나누어 담긴 21개의 트랙은 유기적으로 연결되어 딜런이 재창조한 미국 전통 음악의 정수를 선명하게 드러냅니다. LP 턴테이블의 바늘이 회전하며 울려 퍼지는 그의 노랫말과 유유히 흐르는 멜로디는, 왜 밥 딜런이 대중음악가 최초로 노벨문학상을 수상할 수밖에 없었는지를 명확히 증명해 주는 명반입니다.</w:t>
+        <w:t>1971년 11월 컬럼비아 레코드(Columbia Records)를 통해 발매된 밥 딜런의 두 번째 공식 베스트 더블 LP로, 아티스트 본인이 선곡에 깊이 관여하고 미발표 희귀 음원 및 신규 녹음 트랙들을 대거 수록하여 컴필레이션의 통상적 한계를 예술적으로 뛰어넘은 역작입니다.</w:t>
+      </w:r>
+    </w:p>
+    <w:p>
+      <w:pPr>
+        <w:spacing w:line="324" w:lineRule="auto" w:after="80"/>
+      </w:pPr>
+      <w:r>
+        <w:rPr w:rFonts="맑은 고딕">
+          <w:rFonts w:ascii="맑은 고딕" w:hAnsi="맑은 고딕" w:eastAsia="맑은 고딕"/>
+          <w:b w:val="0"/>
+          <w:color w:val="6B7280"/>
+          <w:sz w:val="21"/>
+        </w:rPr>
+        <w:t xml:space="preserve">· </w:t>
+      </w:r>
+      <w:r>
+        <w:rPr w:rFonts="맑은 고딕">
+          <w:rFonts w:ascii="맑은 고딕" w:hAnsi="맑은 고딕" w:eastAsia="맑은 고딕"/>
+          <w:b/>
+          <w:color w:val="1F2937"/>
+          <w:sz w:val="21"/>
+        </w:rPr>
+        <w:t xml:space="preserve">LP 인기도(판매량): </w:t>
+      </w:r>
+      <w:r>
+        <w:rPr w:rFonts="맑은 고딕">
+          <w:rFonts w:ascii="맑은 고딕" w:hAnsi="맑은 고딕" w:eastAsia="맑은 고딕"/>
+          <w:b w:val="0"/>
+          <w:sz w:val="21"/>
+        </w:rPr>
+        <w:t>발매 직후 미국 빌보드 200 차트 14위에 올랐으며, 오랜 세월 전 세계 음악 애호가들의 꾸준한 사랑을 받으며 미국음반산업협회(RIAA)로부터 5× 플래티넘(500만 장 이상 판매) 인증을 획득하는 등 상업성과 예술성을 동시에 입증했습니다.</w:t>
+      </w:r>
+    </w:p>
+    <w:p>
+      <w:pPr>
+        <w:spacing w:line="324" w:lineRule="auto" w:after="80"/>
+      </w:pPr>
+      <w:r>
+        <w:rPr w:rFonts="맑은 고딕">
+          <w:rFonts w:ascii="맑은 고딕" w:hAnsi="맑은 고딕" w:eastAsia="맑은 고딕"/>
+          <w:b w:val="0"/>
+          <w:color w:val="6B7280"/>
+          <w:sz w:val="21"/>
+        </w:rPr>
+        <w:t xml:space="preserve">· </w:t>
+      </w:r>
+      <w:r>
+        <w:rPr w:rFonts="맑은 고딕">
+          <w:rFonts w:ascii="맑은 고딕" w:hAnsi="맑은 고딕" w:eastAsia="맑은 고딕"/>
+          <w:b/>
+          <w:color w:val="1F2937"/>
+          <w:sz w:val="21"/>
+        </w:rPr>
+        <w:t xml:space="preserve">각종 수상경력: </w:t>
+      </w:r>
+      <w:r>
+        <w:rPr w:rFonts="맑은 고딕">
+          <w:rFonts w:ascii="맑은 고딕" w:hAnsi="맑은 고딕" w:eastAsia="맑은 고딕"/>
+          <w:b w:val="0"/>
+          <w:sz w:val="21"/>
+        </w:rPr>
+        <w:t>롤링 스톤 선정 '역사상 가장 위대한 앨범 500선'에 등재된 딜런의 대표작들을 아우르고 있으며, 훗날 밥 딜런이 대중음악가 최초로 노벨 문학상(2016)을 수상하고 그래미 평생 공로상을 받는 데 든든한 초석이 된 핵심 레퍼토리를 집대성한 음반으로 공인받고 있습니다.</w:t>
+      </w:r>
+    </w:p>
+    <w:p>
+      <w:pPr>
+        <w:spacing w:line="324" w:lineRule="auto" w:before="200" w:after="80"/>
+      </w:pPr>
+      <w:r>
+        <w:rPr w:rFonts="맑은 고딕">
+          <w:rFonts w:ascii="맑은 고딕" w:hAnsi="맑은 고딕" w:eastAsia="맑은 고딕"/>
+          <w:b/>
+          <w:color w:val="1E3A8A"/>
+          <w:sz w:val="24"/>
+        </w:rPr>
+        <w:t>2. 아티스트 정보</w:t>
+      </w:r>
+    </w:p>
+    <w:p>
+      <w:pPr>
+        <w:spacing w:line="324" w:lineRule="auto" w:after="80"/>
+      </w:pPr>
+      <w:r>
+        <w:rPr w:rFonts="맑은 고딕">
+          <w:rFonts w:ascii="맑은 고딕" w:hAnsi="맑은 고딕" w:eastAsia="맑은 고딕"/>
+          <w:b w:val="0"/>
+          <w:color w:val="6B7280"/>
+          <w:sz w:val="21"/>
+        </w:rPr>
+        <w:t xml:space="preserve">· </w:t>
+      </w:r>
+      <w:r>
+        <w:rPr w:rFonts="맑은 고딕">
+          <w:rFonts w:ascii="맑은 고딕" w:hAnsi="맑은 고딕" w:eastAsia="맑은 고딕"/>
+          <w:b/>
+          <w:color w:val="1F2937"/>
+          <w:sz w:val="21"/>
+        </w:rPr>
+        <w:t xml:space="preserve">국적: </w:t>
+      </w:r>
+      <w:r>
+        <w:rPr w:rFonts="맑은 고딕">
+          <w:rFonts w:ascii="맑은 고딕" w:hAnsi="맑은 고딕" w:eastAsia="맑은 고딕"/>
+          <w:b w:val="0"/>
+          <w:sz w:val="21"/>
+        </w:rPr>
+        <w:t>미국 (USA)</w:t>
+      </w:r>
+    </w:p>
+    <w:p>
+      <w:pPr>
+        <w:spacing w:line="324" w:lineRule="auto" w:after="80"/>
+      </w:pPr>
+      <w:r>
+        <w:rPr w:rFonts="맑은 고딕">
+          <w:rFonts w:ascii="맑은 고딕" w:hAnsi="맑은 고딕" w:eastAsia="맑은 고딕"/>
+          <w:b w:val="0"/>
+          <w:color w:val="6B7280"/>
+          <w:sz w:val="21"/>
+        </w:rPr>
+        <w:t xml:space="preserve">· </w:t>
+      </w:r>
+      <w:r>
+        <w:rPr w:rFonts="맑은 고딕">
+          <w:rFonts w:ascii="맑은 고딕" w:hAnsi="맑은 고딕" w:eastAsia="맑은 고딕"/>
+          <w:b/>
+          <w:color w:val="1F2937"/>
+          <w:sz w:val="21"/>
+        </w:rPr>
+        <w:t xml:space="preserve">생몰년도: </w:t>
+      </w:r>
+      <w:r>
+        <w:rPr w:rFonts="맑은 고딕">
+          <w:rFonts w:ascii="맑은 고딕" w:hAnsi="맑은 고딕" w:eastAsia="맑은 고딕"/>
+          <w:b w:val="0"/>
+          <w:sz w:val="21"/>
+        </w:rPr>
+        <w:t>1941년 5월 24일 ~ 현재</w:t>
+      </w:r>
+    </w:p>
+    <w:p>
+      <w:pPr>
+        <w:spacing w:line="324" w:lineRule="auto" w:after="80"/>
+      </w:pPr>
+      <w:r>
+        <w:rPr w:rFonts="맑은 고딕">
+          <w:rFonts w:ascii="맑은 고딕" w:hAnsi="맑은 고딕" w:eastAsia="맑은 고딕"/>
+          <w:b w:val="0"/>
+          <w:color w:val="6B7280"/>
+          <w:sz w:val="21"/>
+        </w:rPr>
+        <w:t xml:space="preserve">· </w:t>
+      </w:r>
+      <w:r>
+        <w:rPr w:rFonts="맑은 고딕">
+          <w:rFonts w:ascii="맑은 고딕" w:hAnsi="맑은 고딕" w:eastAsia="맑은 고딕"/>
+          <w:b/>
+          <w:color w:val="1F2937"/>
+          <w:sz w:val="21"/>
+        </w:rPr>
+        <w:t xml:space="preserve">그룹 소속: </w:t>
+      </w:r>
+      <w:r>
+        <w:rPr w:rFonts="맑은 고딕">
+          <w:rFonts w:ascii="맑은 고딕" w:hAnsi="맑은 고딕" w:eastAsia="맑은 고딕"/>
+          <w:b w:val="0"/>
+          <w:sz w:val="21"/>
+        </w:rPr>
+        <w:t>솔로 (싱어송라이터)</w:t>
+      </w:r>
+    </w:p>
+    <w:p>
+      <w:pPr>
+        <w:spacing w:line="324" w:lineRule="auto" w:after="80"/>
+      </w:pPr>
+      <w:r>
+        <w:rPr w:rFonts="맑은 고딕">
+          <w:rFonts w:ascii="맑은 고딕" w:hAnsi="맑은 고딕" w:eastAsia="맑은 고딕"/>
+          <w:b w:val="0"/>
+          <w:color w:val="6B7280"/>
+          <w:sz w:val="21"/>
+        </w:rPr>
+        <w:t xml:space="preserve">· </w:t>
+      </w:r>
+      <w:r>
+        <w:rPr w:rFonts="맑은 고딕">
+          <w:rFonts w:ascii="맑은 고딕" w:hAnsi="맑은 고딕" w:eastAsia="맑은 고딕"/>
+          <w:b/>
+          <w:color w:val="1F2937"/>
+          <w:sz w:val="21"/>
+        </w:rPr>
+        <w:t xml:space="preserve">아티스트 소개: </w:t>
+      </w:r>
+      <w:r>
+        <w:rPr w:rFonts="맑은 고딕">
+          <w:rFonts w:ascii="맑은 고딕" w:hAnsi="맑은 고딕" w:eastAsia="맑은 고딕"/>
+          <w:b w:val="0"/>
+          <w:sz w:val="21"/>
+        </w:rPr>
+        <w:t>대중음악의 노랫말을 순수 문학의 경지로 끌어올리며 현대 대중음악의 패러다임을 바꾼 위대한 거장입니다. 통기타와 하모니카, 그리고 투박하지만 진실한 음성으로 자유와 인간의 존엄을 노래하여 20세기 포크와 록의 역사를 스스로 창조해 낸 살아있는 전설입니다.</w:t>
+      </w:r>
+    </w:p>
+    <w:p>
+      <w:pPr>
+        <w:spacing w:line="324" w:lineRule="auto" w:before="200" w:after="80"/>
+      </w:pPr>
+      <w:r>
+        <w:rPr w:rFonts="맑은 고딕">
+          <w:rFonts w:ascii="맑은 고딕" w:hAnsi="맑은 고딕" w:eastAsia="맑은 고딕"/>
+          <w:b/>
+          <w:color w:val="1E3A8A"/>
+          <w:sz w:val="24"/>
+        </w:rPr>
+        <w:t>3. 음반 상세 분석</w:t>
+      </w:r>
+    </w:p>
+    <w:p>
+      <w:pPr>
+        <w:spacing w:line="324" w:lineRule="auto" w:after="80"/>
+      </w:pPr>
+      <w:r>
+        <w:rPr w:rFonts="맑은 고딕">
+          <w:rFonts w:ascii="맑은 고딕" w:hAnsi="맑은 고딕" w:eastAsia="맑은 고딕"/>
+          <w:b w:val="0"/>
+          <w:color w:val="6B7280"/>
+          <w:sz w:val="21"/>
+        </w:rPr>
+        <w:t xml:space="preserve">· </w:t>
+      </w:r>
+      <w:r>
+        <w:rPr w:rFonts="맑은 고딕">
+          <w:rFonts w:ascii="맑은 고딕" w:hAnsi="맑은 고딕" w:eastAsia="맑은 고딕"/>
+          <w:b/>
+          <w:color w:val="1F2937"/>
+          <w:sz w:val="21"/>
+        </w:rPr>
+        <w:t xml:space="preserve">역사적 위치: </w:t>
+      </w:r>
+      <w:r>
+        <w:rPr w:rFonts="맑은 고딕">
+          <w:rFonts w:ascii="맑은 고딕" w:hAnsi="맑은 고딕" w:eastAsia="맑은 고딕"/>
+          <w:b w:val="0"/>
+          <w:sz w:val="21"/>
+        </w:rPr>
+        <w:t>단순한 히트곡 모음집을 넘어 1960년대 초반의 어쿠스틱 저항 포크부터 중후반의 혁명적인 포크 록, 그리고 1970년대 초 내면의 평온을 담아낸 컨트리 사운드까지 딜런의 다채로운 음악적 변모를 한눈에 관통합니다. 당시 정규 앨범에서 누락되었던 중요한 곡들과 새롭게 녹음된 트랙들이 절묘한 균형을 이루며, 정규반 이상의 독자적인 예술적 완결성을 획득한 명반으로 평가받습니다.</w:t>
+      </w:r>
+    </w:p>
+    <w:p>
+      <w:pPr>
+        <w:spacing w:line="324" w:lineRule="auto" w:after="80"/>
+      </w:pPr>
+      <w:r>
+        <w:rPr w:rFonts="맑은 고딕">
+          <w:rFonts w:ascii="맑은 고딕" w:hAnsi="맑은 고딕" w:eastAsia="맑은 고딕"/>
+          <w:b w:val="0"/>
+          <w:color w:val="6B7280"/>
+          <w:sz w:val="21"/>
+        </w:rPr>
+        <w:t xml:space="preserve">· </w:t>
+      </w:r>
+      <w:r>
+        <w:rPr w:rFonts="맑은 고딕">
+          <w:rFonts w:ascii="맑은 고딕" w:hAnsi="맑은 고딕" w:eastAsia="맑은 고딕"/>
+          <w:b/>
+          <w:color w:val="1F2937"/>
+          <w:sz w:val="21"/>
+        </w:rPr>
+        <w:t xml:space="preserve">시대의 흔적(스토리텔링): </w:t>
+      </w:r>
+      <w:r>
+        <w:rPr w:rFonts="맑은 고딕">
+          <w:rFonts w:ascii="맑은 고딕" w:hAnsi="맑은 고딕" w:eastAsia="맑은 고딕"/>
+          <w:b w:val="0"/>
+          <w:sz w:val="21"/>
+        </w:rPr>
+        <w:t>반전 운동과 청년 문화의 격동기였던 1960년대의 폭풍을 지나, 성찰과 위로를 갈구하던 1970년대 초입의 시대적 공기가 짙게 배어 있습니다. 혼돈의 시대를 통과하던 청춘들에게 그의 시적인 노랫말은 하나의 촛불이자 묵직한 이정표였으며, 본 작의 소리골에는 그 아릿하고도 뜨거웠던 청년 문화의 고뇌와 낭만이 고스란히 각인되어 있습니다.</w:t>
+      </w:r>
+    </w:p>
+    <w:p>
+      <w:pPr>
+        <w:spacing w:line="324" w:lineRule="auto" w:before="200" w:after="80"/>
+      </w:pPr>
+      <w:r>
+        <w:rPr w:rFonts="맑은 고딕">
+          <w:rFonts w:ascii="맑은 고딕" w:hAnsi="맑은 고딕" w:eastAsia="맑은 고딕"/>
+          <w:b/>
+          <w:color w:val="1E3A8A"/>
+          <w:sz w:val="24"/>
+        </w:rPr>
+        <w:t>4. 주요 수록곡 및 감상 제언</w:t>
+      </w:r>
+    </w:p>
+    <w:p>
+      <w:pPr>
+        <w:spacing w:line="324" w:lineRule="auto" w:after="80"/>
+      </w:pPr>
+      <w:r>
+        <w:rPr w:rFonts="맑은 고딕">
+          <w:rFonts w:ascii="맑은 고딕" w:hAnsi="맑은 고딕" w:eastAsia="맑은 고딕"/>
+          <w:b w:val="0"/>
+          <w:color w:val="6B7280"/>
+          <w:sz w:val="21"/>
+        </w:rPr>
+        <w:t xml:space="preserve">· </w:t>
+      </w:r>
+      <w:r>
+        <w:rPr w:rFonts="맑은 고딕">
+          <w:rFonts w:ascii="맑은 고딕" w:hAnsi="맑은 고딕" w:eastAsia="맑은 고딕"/>
+          <w:b/>
+          <w:color w:val="1F2937"/>
+          <w:sz w:val="21"/>
+        </w:rPr>
+        <w:t xml:space="preserve">주요 수록곡 특징: </w:t>
+      </w:r>
+      <w:r>
+        <w:rPr w:rFonts="맑은 고딕">
+          <w:rFonts w:ascii="맑은 고딕" w:hAnsi="맑은 고딕" w:eastAsia="맑은 고딕"/>
+          <w:b w:val="0"/>
+          <w:sz w:val="21"/>
+        </w:rPr>
+        <w:t>시적 상상력의 절정을 보여주는 "A Hard Rain's a-Gonna Fall"과 쓸쓸한 작별의 미학을 담은 "Don't Think Twice, It's All Right", 감미롭고 나른한 정취의 "Lay Lady Lay"는 물론, 해피 트라움과의 따스한 협업이 돋보이는 "I Shall Be Released", "You Ain't Goin' Nowhere" 등 포크와 어쿠스틱 음악의 정수가 응축되어 있습니다.</w:t>
+      </w:r>
+    </w:p>
+    <w:p>
+      <w:pPr>
+        <w:spacing w:line="324" w:lineRule="auto" w:after="80"/>
+      </w:pPr>
+      <w:r>
+        <w:rPr w:rFonts="맑은 고딕">
+          <w:rFonts w:ascii="맑은 고딕" w:hAnsi="맑은 고딕" w:eastAsia="맑은 고딕"/>
+          <w:b w:val="0"/>
+          <w:color w:val="6B7280"/>
+          <w:sz w:val="21"/>
+        </w:rPr>
+        <w:t xml:space="preserve">· </w:t>
+      </w:r>
+      <w:r>
+        <w:rPr w:rFonts="맑은 고딕">
+          <w:rFonts w:ascii="맑은 고딕" w:hAnsi="맑은 고딕" w:eastAsia="맑은 고딕"/>
+          <w:b/>
+          <w:color w:val="1F2937"/>
+          <w:sz w:val="21"/>
+        </w:rPr>
+        <w:t xml:space="preserve">빈티지 감상 제언: </w:t>
+      </w:r>
+      <w:r>
+        <w:rPr w:rFonts="맑은 고딕">
+          <w:rFonts w:ascii="맑은 고딕" w:hAnsi="맑은 고딕" w:eastAsia="맑은 고딕"/>
+          <w:b w:val="0"/>
+          <w:sz w:val="21"/>
+        </w:rPr>
+        <w:t>턴테이블의 바늘이 회전하며 자아내는 특유의 질감과 진공관 앰프의 온기는 밥 딜런의 메마른 음색과 날카로운 하모니카 소리를 지극히 온화하고 인간적인 온도로 감싸 안아 줍니다. 핑거피킹 기타의 섬세한 잔향과 공기의 떨림이 가감 없이 전달되는 아날로그 시스템에서 청음할 때, 바로 곁에서 들려주는 듯한 생생한 감동을 만끽할 수 있습니다.</w:t>
+      </w:r>
+    </w:p>
+    <w:p>
+      <w:pPr>
+        <w:spacing w:line="324" w:lineRule="auto" w:after="80"/>
+      </w:pPr>
+      <w:r>
+        <w:rPr w:rFonts="맑은 고딕">
+          <w:rFonts w:ascii="맑은 고딕" w:hAnsi="맑은 고딕" w:eastAsia="맑은 고딕"/>
+          <w:b w:val="0"/>
+          <w:color w:val="6B7280"/>
+          <w:sz w:val="21"/>
+        </w:rPr>
+        <w:t xml:space="preserve">· </w:t>
+      </w:r>
+      <w:r>
+        <w:rPr w:rFonts="맑은 고딕">
+          <w:rFonts w:ascii="맑은 고딕" w:hAnsi="맑은 고딕" w:eastAsia="맑은 고딕"/>
+          <w:b/>
+          <w:color w:val="1F2937"/>
+          <w:sz w:val="21"/>
+        </w:rPr>
+        <w:t xml:space="preserve">소장 가치: </w:t>
+      </w:r>
+      <w:r>
+        <w:rPr w:rFonts="맑은 고딕">
+          <w:rFonts w:ascii="맑은 고딕" w:hAnsi="맑은 고딕" w:eastAsia="맑은 고딕"/>
+          <w:b w:val="0"/>
+          <w:sz w:val="21"/>
+        </w:rPr>
+        <w:t>정규 스튜디오 앨범에서는 온전히 만날 수 없는 귀중한 테이크와 명곡들이 수려한 2장의 게이트폴드 바이닐에 완벽하게 보존되어 있어, 아날로그의 황금기를 증언하는 역사적 기록물이자 정통 LP 컬렉터라면 결코 놓칠 수 없는 필수 소장 음반입니다.</w:t>
+      </w:r>
+    </w:p>
+    <w:p>
+      <w:pPr>
+        <w:spacing w:line="324" w:lineRule="auto" w:after="120" w:before="160"/>
+      </w:pPr>
+      <w:r>
+        <w:rPr w:rFonts="맑은 고딕">
+          <w:rFonts w:ascii="맑은 고딕" w:hAnsi="맑은 고딕" w:eastAsia="맑은 고딕"/>
+          <w:b/>
+          <w:color w:val="4338CA"/>
+          <w:sz w:val="21"/>
+        </w:rPr>
+        <w:t>이 음반을 통해 아날로그 소리골을 타고 흐르는 밥 딜런의 시적인 선율과 시대의 영혼이 전해주는 감동을 다시 한번 경험해 보시는 것은 어떨까요?</w:t>
       </w:r>
     </w:p>
     <w:sectPr>
       <w:pgSz w:w="12240" w:h="15840"/>
-      <w:pgMar w:top="1440" w:right="1440" w:bottom="1440" w:left="1440" w:header="720" w:footer="720" w:gutter="0"/>
+      <w:pgMar w:top="1152" w:right="1296" w:bottom="1152" w:left="1296" w:header="720" w:footer="720" w:gutter="0"/>
       <w:cols w:space="720"/>
       <w:docGrid w:linePitch="360"/>
     </w:sectPr>

--- a/word_reports/LP_0084_위치_108_Bob Dylan_GREATEST HIS Vo.docx
+++ b/word_reports/LP_0084_위치_108_Bob Dylan_GREATEST HIS Vo.docx
@@ -32,7 +32,7 @@
     </w:p>
     <w:p>
       <w:pPr>
-        <w:spacing w:line="324" w:lineRule="auto" w:before="80" w:after="160"/>
+        <w:spacing w:line="324" w:lineRule="auto" w:before="80" w:after="120"/>
       </w:pPr>
       <w:r>
         <w:rPr w:rFonts="맑은 고딕">
@@ -42,13 +42,6 @@
           <w:sz w:val="22"/>
         </w:rPr>
         <w:t xml:space="preserve">[음반 소개] </w:t>
-      </w:r>
-      <w:r>
-        <w:rPr w:rFonts="맑은 고딕">
-          <w:rFonts w:ascii="맑은 고딕" w:hAnsi="맑은 고딕" w:eastAsia="맑은 고딕"/>
-          <w:b w:val="0"/>
-          <w:sz w:val="21"/>
-        </w:rPr>
       </w:r>
     </w:p>
     <w:p>
@@ -61,7 +54,33 @@
           <w:b w:val="0"/>
           <w:sz w:val="21"/>
         </w:rPr>
-        <w:t>시대를 관통하는 음유시인의 거친 숨결과 영혼의 고백이 한 시대를 넘어 영원으로 이어지는 기념비적인 선집입니다. 포크의 순수성과 록의 저항정신, 그리고 인간 내면을 응시하는 문학적 언어가 두 장의 바이닐 위에서 가장 찬란하고 원숙한 궤적을 그리며 펼쳐집니다. 미발표 트랙과 불멸의 명곡들이 유기적으로 조화를 이루어, 밥 딜런이라는 거대한 예술적 우주를 가장 격조 높고 서정적인 방식으로 조망하게 해 주는 마스터피스입니다.</w:t>
+        <w:t>1971년 11월 세상에 첫선을 보인 『Bob Dylan's Greatest Hits Vol. II』는 대중음악사에서 단순한 상업적 선집(Compilation)의 의미를 아득히 뛰어넘는 기념비적 명반입니다. 1967년에 발매된 첫 번째 베스트 앨범이 1960년대 전반기 딜런의 폭발적인 저항과 포크의 순수성을 포착했다면, 본 더블 LP 세트는 포크에서 일렉트릭 록으로의 충격적인 도약, 그리고 교통사고 이후 우드스톡의 은둔 속에서 건져 올린 컨트리와 루츠 록의 목가적 서정까지—한 음유시인이 겪어낸 치열한 예술적 번민과 영혼의 궤적을 온전히 아우르고 있습니다.</w:t>
+      </w:r>
+    </w:p>
+    <w:p>
+      <w:pPr>
+        <w:spacing w:line="324" w:lineRule="auto" w:after="120"/>
+      </w:pPr>
+      <w:r>
+        <w:rPr w:rFonts="맑은 고딕">
+          <w:rFonts w:ascii="맑은 고딕" w:hAnsi="맑은 고딕" w:eastAsia="맑은 고딕"/>
+          <w:b w:val="0"/>
+          <w:sz w:val="21"/>
+        </w:rPr>
+        <w:t>특히 이 앨범은 밥 딜런 자신이 직접 선곡 작업에 깊이 관여했다는 점에서 독보적인 작가주의적 숨결을 지닙니다. 그는 과거의 영광을 그저 나열하는 안이함에 머물지 않고, 1971년 가을 오랜 음악적 동지인 해피 트럼(Happy Traum)과 함께 단 하루 만에 원테이크로 빚어낸 미발표 보석들—"Watching the River Flow", "When I Paint My Masterpiece", "I Shall Be Released", "You Ain't Goin' Nowhere" 등을 B면과 D면에 배치하는 파격을 선보였습니다. 이는 흘러간 과거의 박제가 아닌, 여전히 살아 숨 쉬며 진화하는 자신의 현재성을 대중에게 선언한 음악적 자의식의 발로였습니다.</w:t>
+      </w:r>
+    </w:p>
+    <w:p>
+      <w:pPr>
+        <w:spacing w:line="324" w:lineRule="auto" w:after="120"/>
+      </w:pPr>
+      <w:r>
+        <w:rPr w:rFonts="맑은 고딕">
+          <w:rFonts w:ascii="맑은 고딕" w:hAnsi="맑은 고딕" w:eastAsia="맑은 고딕"/>
+          <w:b w:val="0"/>
+          <w:sz w:val="21"/>
+        </w:rPr>
+        <w:t>세월이 반세기를 훌쩍 넘긴 오늘날, 턴테이블 위에서 회전하는 이 두 장의 바이닐은 시대를 관통하는 거대한 서사시로 다가옵니다. 베트남 전쟁과 사회적 분열 속에서 방황하던 당대 청춘들에게 그의 노랫말은 단순한 가사가 아닌 지성의 등불이자 실존적 위로였습니다. 거칠고 건조하지만 그 어떤 미성보다 폐부를 깊숙이 찌르는 딜런의 목소리와 애잔한 하모니카의 숨결은, 아날로그 소리골을 타고 흐르며 현대인들에게도 퇴색하지 않는 묵직한 서정성과 인간 영혼에 대한 깊은 연민을 일깨워줍니다.</w:t>
       </w:r>
     </w:p>
     <w:p>
@@ -168,7 +187,7 @@
           <w:b w:val="0"/>
           <w:sz w:val="21"/>
         </w:rPr>
-        <w:t>1971년 11월 컬럼비아 레코드(Columbia Records)를 통해 발매된 밥 딜런의 두 번째 공식 베스트 더블 LP로, 아티스트 본인이 선곡에 깊이 관여하고 미발표 희귀 음원 및 신규 녹음 트랙들을 대거 수록하여 컴필레이션의 통상적 한계를 예술적으로 뛰어넘은 역작입니다.</w:t>
+        <w:t>1971년 11월 17일 미국 컬럼비아 레코드(Columbia Records)를 통해 발매된 밥 딜런의 두 번째 공식 베스트 더블 LP(2-Disc) 앨범.</w:t>
       </w:r>
     </w:p>
     <w:p>
@@ -199,7 +218,7 @@
           <w:b w:val="0"/>
           <w:sz w:val="21"/>
         </w:rPr>
-        <w:t>발매 직후 미국 빌보드 200 차트 14위에 올랐으며, 오랜 세월 전 세계 음악 애호가들의 꾸준한 사랑을 받으며 미국음반산업협회(RIAA)로부터 5× 플래티넘(500만 장 이상 판매) 인증을 획득하는 등 상업성과 예술성을 동시에 입증했습니다.</w:t>
+        <w:t>발매 직후 미국 빌보드 200 차트 14위에 올랐으며, 꾸준한 스테디셀러로 사랑받아 미국 음반산업협회(RIAA)로부터 5× 플래티넘(500만 장 이상 판매) 인증을 획득함.</w:t>
       </w:r>
     </w:p>
     <w:p>
@@ -230,7 +249,7 @@
           <w:b w:val="0"/>
           <w:sz w:val="21"/>
         </w:rPr>
-        <w:t>롤링 스톤 선정 '역사상 가장 위대한 앨범 500선'에 등재된 딜런의 대표작들을 아우르고 있으며, 훗날 밥 딜런이 대중음악가 최초로 노벨 문학상(2016)을 수상하고 그래미 평생 공로상을 받는 데 든든한 초석이 된 핵심 레퍼토리를 집대성한 음반으로 공인받고 있습니다.</w:t>
+        <w:t>대중음악가 최초의 노벨문학상(2016년) 수상에 빛나는 딜런의 황금기 명곡들을 총망라한 앨범으로, 롤링스톤 선정 '역사상 가장 위대한 앨범 500선' 등에 꾸준히 언급되는 역사적 권위를 지님.</w:t>
       </w:r>
     </w:p>
     <w:p>
@@ -275,7 +294,7 @@
           <w:b w:val="0"/>
           <w:sz w:val="21"/>
         </w:rPr>
-        <w:t>미국 (USA)</w:t>
+        <w:t>미국</w:t>
       </w:r>
     </w:p>
     <w:p>
@@ -337,7 +356,7 @@
           <w:b w:val="0"/>
           <w:sz w:val="21"/>
         </w:rPr>
-        <w:t>솔로 (싱어송라이터)</w:t>
+        <w:t>솔로</w:t>
       </w:r>
     </w:p>
     <w:p>
@@ -368,7 +387,7 @@
           <w:b w:val="0"/>
           <w:sz w:val="21"/>
         </w:rPr>
-        <w:t>대중음악의 노랫말을 순수 문학의 경지로 끌어올리며 현대 대중음악의 패러다임을 바꾼 위대한 거장입니다. 통기타와 하모니카, 그리고 투박하지만 진실한 음성으로 자유와 인간의 존엄을 노래하여 20세기 포크와 록의 역사를 스스로 창조해 낸 살아있는 전설입니다.</w:t>
+        <w:t>20세기 현대 대중음악의 가사를 심오한 문학의 경지로 끌어올린 불세출의 싱어송라이터이자 문화적 혁명가입니다. 포크, 블루스, 록의 경계를 허물며 시대의 부조리와 인간 실존을 날카롭고도 서정적인 시어로 노래하여 2016년 노벨문학상을 수상하는 전무후무한 족적을 남겼습니다.</w:t>
       </w:r>
     </w:p>
     <w:p>
@@ -413,7 +432,7 @@
           <w:b w:val="0"/>
           <w:sz w:val="21"/>
         </w:rPr>
-        <w:t>단순한 히트곡 모음집을 넘어 1960년대 초반의 어쿠스틱 저항 포크부터 중후반의 혁명적인 포크 록, 그리고 1970년대 초 내면의 평온을 담아낸 컨트리 사운드까지 딜런의 다채로운 음악적 변모를 한눈에 관통합니다. 당시 정규 앨범에서 누락되었던 중요한 곡들과 새롭게 녹음된 트랙들이 절묘한 균형을 이루며, 정규반 이상의 독자적인 예술적 완결성을 획득한 명반으로 평가받습니다.</w:t>
+        <w:t>1960년대 초반의 프로테스트 포크부터 1970년대 초반의 루츠 록에 이르기까지 딜런의 가장 찬란했던 전성기 음악세계를 입체적으로 조망하는 교과서적 선집입니다. 히트곡과 미발표 신곡들이 유기적으로 결합되어 단독 정규 앨범 못지않은 완결성과 독자적 예술성을 지닌 명반으로 평가받습니다.</w:t>
       </w:r>
     </w:p>
     <w:p>
@@ -444,7 +463,7 @@
           <w:b w:val="0"/>
           <w:sz w:val="21"/>
         </w:rPr>
-        <w:t>반전 운동과 청년 문화의 격동기였던 1960년대의 폭풍을 지나, 성찰과 위로를 갈구하던 1970년대 초입의 시대적 공기가 짙게 배어 있습니다. 혼돈의 시대를 통과하던 청춘들에게 그의 시적인 노랫말은 하나의 촛불이자 묵직한 이정표였으며, 본 작의 소리골에는 그 아릿하고도 뜨거웠던 청년 문화의 고뇌와 낭만이 고스란히 각인되어 있습니다.</w:t>
+        <w:t>반전(反戰) 운동과 민권 운동의 거친 파도가 지나가고 히피 문화의 이상주의가 서서히 저물어가던 1970년대 초의 쓸쓸한 시대 공기가 앨범 전반에 은근하게 배어 있습니다. 변혁의 소용돌이 속에서 상처 입고 지친 청년들에게 광장의 외침 대신 내면의 성찰과 치유를 건네던 시대의 온기가 고스란히 담겨 있습니다.</w:t>
       </w:r>
     </w:p>
     <w:p>
@@ -489,7 +508,130 @@
           <w:b w:val="0"/>
           <w:sz w:val="21"/>
         </w:rPr>
-        <w:t>시적 상상력의 절정을 보여주는 "A Hard Rain's a-Gonna Fall"과 쓸쓸한 작별의 미학을 담은 "Don't Think Twice, It's All Right", 감미롭고 나른한 정취의 "Lay Lady Lay"는 물론, 해피 트라움과의 따스한 협업이 돋보이는 "I Shall Be Released", "You Ain't Goin' Nowhere" 등 포크와 어쿠스틱 음악의 정수가 응축되어 있습니다.</w:t>
+      </w:r>
+    </w:p>
+    <w:p>
+      <w:pPr>
+        <w:spacing w:line="324" w:lineRule="auto" w:after="80"/>
+      </w:pPr>
+      <w:r>
+        <w:rPr w:rFonts="맑은 고딕">
+          <w:rFonts w:ascii="맑은 고딕" w:hAnsi="맑은 고딕" w:eastAsia="맑은 고딕"/>
+          <w:b w:val="0"/>
+          <w:color w:val="6B7280"/>
+          <w:sz w:val="21"/>
+        </w:rPr>
+        <w:t xml:space="preserve">· </w:t>
+      </w:r>
+      <w:r>
+        <w:rPr w:rFonts="맑은 고딕">
+          <w:rFonts w:ascii="맑은 고딕" w:hAnsi="맑은 고딕" w:eastAsia="맑은 고딕"/>
+          <w:b/>
+          <w:color w:val="1F2937"/>
+          <w:sz w:val="21"/>
+        </w:rPr>
+        <w:t xml:space="preserve">"Watching the River Flow": </w:t>
+      </w:r>
+      <w:r>
+        <w:rPr w:rFonts="맑은 고딕">
+          <w:rFonts w:ascii="맑은 고딕" w:hAnsi="맑은 고딕" w:eastAsia="맑은 고딕"/>
+          <w:b w:val="0"/>
+          <w:sz w:val="21"/>
+        </w:rPr>
+        <w:t>레온 러셀의 피아노와 어우러진 경쾌하고 끈적한 블루스 록의 진수를 보여주는 명곡.</w:t>
+      </w:r>
+    </w:p>
+    <w:p>
+      <w:pPr>
+        <w:spacing w:line="324" w:lineRule="auto" w:after="80"/>
+      </w:pPr>
+      <w:r>
+        <w:rPr w:rFonts="맑은 고딕">
+          <w:rFonts w:ascii="맑은 고딕" w:hAnsi="맑은 고딕" w:eastAsia="맑은 고딕"/>
+          <w:b w:val="0"/>
+          <w:color w:val="6B7280"/>
+          <w:sz w:val="21"/>
+        </w:rPr>
+        <w:t xml:space="preserve">· </w:t>
+      </w:r>
+      <w:r>
+        <w:rPr w:rFonts="맑은 고딕">
+          <w:rFonts w:ascii="맑은 고딕" w:hAnsi="맑은 고딕" w:eastAsia="맑은 고딕"/>
+          <w:b/>
+          <w:color w:val="1F2937"/>
+          <w:sz w:val="21"/>
+        </w:rPr>
+        <w:t xml:space="preserve">"Don't Think Twice, It's All Right": </w:t>
+      </w:r>
+      <w:r>
+        <w:rPr w:rFonts="맑은 고딕">
+          <w:rFonts w:ascii="맑은 고딕" w:hAnsi="맑은 고딕" w:eastAsia="맑은 고딕"/>
+          <w:b w:val="0"/>
+          <w:sz w:val="21"/>
+        </w:rPr>
+        <w:t>유려한 핑거피킹 어쿠스틱 기타 위에 덤덤한 이별의 서정을 얹은 포크의 정점.</w:t>
+      </w:r>
+    </w:p>
+    <w:p>
+      <w:pPr>
+        <w:spacing w:line="324" w:lineRule="auto" w:after="80"/>
+      </w:pPr>
+      <w:r>
+        <w:rPr w:rFonts="맑은 고딕">
+          <w:rFonts w:ascii="맑은 고딕" w:hAnsi="맑은 고딕" w:eastAsia="맑은 고딕"/>
+          <w:b w:val="0"/>
+          <w:color w:val="6B7280"/>
+          <w:sz w:val="21"/>
+        </w:rPr>
+        <w:t xml:space="preserve">· </w:t>
+      </w:r>
+      <w:r>
+        <w:rPr w:rFonts="맑은 고딕">
+          <w:rFonts w:ascii="맑은 고딕" w:hAnsi="맑은 고딕" w:eastAsia="맑은 고딕"/>
+          <w:b/>
+          <w:color w:val="1F2937"/>
+          <w:sz w:val="21"/>
+        </w:rPr>
+        <w:t xml:space="preserve">"A Hard Rain's A-Gonna Fall": </w:t>
+      </w:r>
+      <w:r>
+        <w:rPr w:rFonts="맑은 고딕">
+          <w:rFonts w:ascii="맑은 고딕" w:hAnsi="맑은 고딕" w:eastAsia="맑은 고딕"/>
+          <w:b w:val="0"/>
+          <w:sz w:val="21"/>
+        </w:rPr>
+        <w:t>인류의 묵시록적 비전을 날카로운 상징과 운율로 노래한 딜런 최고의 예언자적 서사시.</w:t>
+      </w:r>
+    </w:p>
+    <w:p>
+      <w:pPr>
+        <w:spacing w:line="324" w:lineRule="auto" w:after="80"/>
+      </w:pPr>
+      <w:r>
+        <w:rPr w:rFonts="맑은 고딕">
+          <w:rFonts w:ascii="맑은 고딕" w:hAnsi="맑은 고딕" w:eastAsia="맑은 고딕"/>
+          <w:b w:val="0"/>
+          <w:color w:val="6B7280"/>
+          <w:sz w:val="21"/>
+        </w:rPr>
+        <w:t xml:space="preserve">· </w:t>
+      </w:r>
+      <w:r>
+        <w:rPr w:rFonts="맑은 고딕">
+          <w:rFonts w:ascii="맑은 고딕" w:hAnsi="맑은 고딕" w:eastAsia="맑은 고딕"/>
+          <w:b/>
+          <w:color w:val="1F2937"/>
+          <w:sz w:val="21"/>
+        </w:rPr>
+        <w:t xml:space="preserve">"Tomorrow Is a Long Time": </w:t>
+      </w:r>
+      <w:r>
+        <w:rPr w:rFonts="맑은 고딕">
+          <w:rFonts w:ascii="맑은 고딕" w:hAnsi="맑은 고딕" w:eastAsia="맑은 고딕"/>
+          <w:b w:val="0"/>
+          <w:sz w:val="21"/>
+        </w:rPr>
+        <w:t>카네기 홀 라이브 음원으로, 딜런 특유의 애절하고 고독한 보컬이 가슴을 저미는 숨은 걸작.</w:t>
       </w:r>
     </w:p>
     <w:p>
@@ -520,7 +662,7 @@
           <w:b w:val="0"/>
           <w:sz w:val="21"/>
         </w:rPr>
-        <w:t>턴테이블의 바늘이 회전하며 자아내는 특유의 질감과 진공관 앰프의 온기는 밥 딜런의 메마른 음색과 날카로운 하모니카 소리를 지극히 온화하고 인간적인 온도로 감싸 안아 줍니다. 핑거피킹 기타의 섬세한 잔향과 공기의 떨림이 가감 없이 전달되는 아날로그 시스템에서 청음할 때, 바로 곁에서 들려주는 듯한 생생한 감동을 만끽할 수 있습니다.</w:t>
+        <w:t>진공관 앰프의 온기가 충분히 오른 상태에서 카트리지 바늘을 소리골에 얹을 때, 딜런의 까칠하면서도 따뜻한 중음역 보컬과 하모니카의 날카로운 배음이 공간을 가득 채웁니다. 디지털 음원에서는 경험하기 힘든 어쿠스틱 기타 바디의 목질감 넘치는 울림과 소박한 악기 배치의 공간감을 음미하며 감상하시길 권합니다.</w:t>
       </w:r>
     </w:p>
     <w:p>
@@ -551,7 +693,7 @@
           <w:b w:val="0"/>
           <w:sz w:val="21"/>
         </w:rPr>
-        <w:t>정규 스튜디오 앨범에서는 온전히 만날 수 없는 귀중한 테이크와 명곡들이 수려한 2장의 게이트폴드 바이닐에 완벽하게 보존되어 있어, 아날로그의 황금기를 증언하는 역사적 기록물이자 정통 LP 컬렉터라면 결코 놓칠 수 없는 필수 소장 음반입니다.</w:t>
+        <w:t>거장 밀턴 글레이저(Milton Glaser)의 예술적 감각이 깃든 상징적인 청색 톤의 게이트폴드 커버와 더불어, 딜런이 가장 빛나던 시절의 원초적 아날로그 마스터 사운드를 온전히 소유할 수 있다는 점에서 LP 컬렉터라면 결코 놓쳐서는 안 될 필청 음반입니다.</w:t>
       </w:r>
     </w:p>
     <w:p>
@@ -565,7 +707,7 @@
           <w:color w:val="4338CA"/>
           <w:sz w:val="21"/>
         </w:rPr>
-        <w:t>이 음반을 통해 아날로그 소리골을 타고 흐르는 밥 딜런의 시적인 선율과 시대의 영혼이 전해주는 감동을 다시 한번 경험해 보시는 것은 어떨까요?</w:t>
+        <w:t>이 음반을 통해 한 시대를 위로하고 문학의 정점에 선 음유시인의 목소리가 전해주는 감동을 다시 한번 경험해 보시는 것은 어떨까요?</w:t>
       </w:r>
     </w:p>
     <w:sectPr>
